--- a/grc_wisdom_api/scripts/verify/_tmp_reports/RCM.docx
+++ b/grc_wisdom_api/scripts/verify/_tmp_reports/RCM.docx
@@ -21,7 +21,7 @@
           <w:sz w:val="22"/>
           <w:szCs w:val="22"/>
         </w:rPr>
-        <w:t xml:space="preserve">AUD-2026-09 — Payments incident investigation</w:t>
+        <w:t xml:space="preserve">AUD-2026-03 — Business Continuity Readiness</w:t>
       </w:r>
     </w:p>
     <w:tbl>
@@ -213,7 +213,7 @@
                 <w:sz w:val="17"/>
                 <w:szCs w:val="17"/>
               </w:rPr>
-              <w:t xml:space="preserve">AUD-2026-09 — Payments incident investigation</w:t>
+              <w:t xml:space="preserve">AUD-2026-03 — Business Continuity Readiness</w:t>
             </w:r>
           </w:p>
         </w:tc>
@@ -384,7 +384,7 @@
                 <w:sz w:val="17"/>
                 <w:szCs w:val="17"/>
               </w:rPr>
-              <w:t xml:space="preserve">2026-08-16 17:58 UTC</w:t>
+              <w:t xml:space="preserve">2026-08-17 15:43 UTC</w:t>
             </w:r>
           </w:p>
         </w:tc>
@@ -480,7 +480,7 @@
           <w:sz w:val="15"/>
           <w:szCs w:val="15"/>
         </w:rPr>
-        <w:t xml:space="preserve">Risk &amp; Control Matrix · OmniOps · generated 2026-08-16</w:t>
+        <w:t xml:space="preserve">Risk &amp; Control Matrix · OmniOps · generated 2026-08-17</w:t>
       </w:r>
     </w:p>
     <w:sectPr>
